--- a/Docs teste/IMPOSTO DAS 03.docx
+++ b/Docs teste/IMPOSTO DAS 03.docx
@@ -54,18 +54,7 @@
         <w:t xml:space="preserve">NOME / RAZÃO SOCIAL: </w:t>
       </w:r>
       <w:r>
-        <w:t xml:space="preserve">Tech </w:t>
-      </w:r>
-      <w:proofErr w:type="spellStart"/>
-      <w:r>
-        <w:t>Solutions</w:t>
-      </w:r>
-      <w:proofErr w:type="spellEnd"/>
-      <w:r>
-        <w:t xml:space="preserve"> LDTA</w:t>
-      </w:r>
-      <w:r>
-        <w:t xml:space="preserve"> </w:t>
+        <w:t>Comercial Dias ME</w:t>
       </w:r>
     </w:p>
     <w:p>
@@ -1453,6 +1442,7 @@
   <w:style w:type="character" w:default="1" w:styleId="Fontepargpadro">
     <w:name w:val="Default Paragraph Font"/>
     <w:uiPriority w:val="1"/>
+    <w:semiHidden/>
     <w:unhideWhenUsed/>
   </w:style>
   <w:style w:type="table" w:default="1" w:styleId="Tabelanormal">
